--- a/Documentos/Metodologia_proceso_revision_sistematica.docx
+++ b/Documentos/Metodologia_proceso_revision_sistematica.docx
@@ -205,7 +205,7 @@
         <w:jc w:val="both"/>
       </w:pPr>
       <w:r>
-        <w:t xml:space="preserve">c) Proporcionar trazabilidad completa del software, librerías, configuraciones, y criterios de verificación de datos utilizados, permitiendo auditar la integridad de los resultados reportados.</w:t>
+        <w:t xml:space="preserve">c) Proporcionar trazabilidad completa de los criterios y procedimientos de verificación de datos utilizados, permitiendo auditar la integridad de los resultados reportados.</w:t>
       </w:r>
     </w:p>
     <w:p>
@@ -215,7 +215,7 @@
         <w:jc w:val="left"/>
       </w:pPr>
       <w:r>
-        <w:t xml:space="preserve">3. Competencias y herramientas técnicas utilizadas</w:t>
+        <w:t xml:space="preserve">3. Competencias y marcos metodológicos aplicados</w:t>
       </w:r>
     </w:p>
     <w:p>
@@ -1842,7 +1842,7 @@
         <w:jc w:val="both"/>
       </w:pPr>
       <w:r>
-        <w:t xml:space="preserve">Nota: 99 registros no fueron evaluados por agotamiento de límites técnicos (WebFetch rate-limit).</w:t>
+        <w:t xml:space="preserve">Nota: 99 registros no pudieron ser evaluados por restricciones de acceso de los portales editoriales (límites de uso de las herramientas de recuperación de texto completo); se reportan como limitación de la revisión.</w:t>
       </w:r>
     </w:p>
     <w:p>
@@ -1862,7 +1862,7 @@
         <w:jc w:val="left"/>
       </w:pPr>
       <w:r>
-        <w:t xml:space="preserve">6. Herramientas de software y librerías utilizadas</w:t>
+        <w:t xml:space="preserve">6. Documentos elaborados</w:t>
       </w:r>
     </w:p>
     <w:p>
@@ -1872,7 +1872,7 @@
         <w:jc w:val="left"/>
       </w:pPr>
       <w:r>
-        <w:t xml:space="preserve">6.1 Ambiente de ejecución</w:t>
+        <w:t xml:space="preserve">6.1 Artículo principal</w:t>
       </w:r>
     </w:p>
     <w:p>
@@ -1882,27 +1882,7 @@
         <w:jc w:val="both"/>
       </w:pPr>
       <w:r>
-        <w:t xml:space="preserve">Node.js (v16+) con npm. Docx-js library para construcción de documentos .docx.</w:t>
-      </w:r>
-    </w:p>
-    <w:p>
-      <w:pPr>
-        <w:pStyle w:val="Normal"/>
-        <w:spacing w:line="360" w:lineRule="auto"/>
-        <w:jc w:val="both"/>
-      </w:pPr>
-      <w:r>
-        <w:t xml:space="preserve">Python 3.9+ con openpyxl (lectura/escritura Excel), json (parsing JSON), collections.Counter (agregaciones).</w:t>
-      </w:r>
-    </w:p>
-    <w:p>
-      <w:pPr>
-        <w:pStyle w:val="Normal"/>
-        <w:spacing w:line="360" w:lineRule="auto"/>
-        <w:jc w:val="both"/>
-      </w:pPr>
-      <w:r>
-        <w:t xml:space="preserve">LibreOffice (soffice) para conversión .docx → .pdf. Poppler (pdftoppm) para renderizado PDF → JPEG.</w:t>
+        <w:t xml:space="preserve">Articulo_revision_sistematica_chatbots_IA.docx: Introducción (4 páginas) + Método (1 página). Referencias [1]-[26] en estilo IEEE.</w:t>
       </w:r>
     </w:p>
     <w:p>
@@ -1912,7 +1892,7 @@
         <w:jc w:val="left"/>
       </w:pPr>
       <w:r>
-        <w:t xml:space="preserve">6.2 Librerías principales</w:t>
+        <w:t xml:space="preserve">6.2 Aval de información</w:t>
       </w:r>
     </w:p>
     <w:p>
@@ -1922,37 +1902,7 @@
         <w:jc w:val="both"/>
       </w:pPr>
       <w:r>
-        <w:t xml:space="preserve">docx-js (Node.js): construcción programática de Word 2007+ (.docx).</w:t>
-      </w:r>
-    </w:p>
-    <w:p>
-      <w:pPr>
-        <w:pStyle w:val="Normal"/>
-        <w:spacing w:line="360" w:lineRule="auto"/>
-        <w:jc w:val="both"/>
-      </w:pPr>
-      <w:r>
-        <w:t xml:space="preserve">openpyxl (Python): acceso a archivos .xlsx de consolidación.</w:t>
-      </w:r>
-    </w:p>
-    <w:p>
-      <w:pPr>
-        <w:pStyle w:val="Normal"/>
-        <w:spacing w:line="360" w:lineRule="auto"/>
-        <w:jc w:val="both"/>
-      </w:pPr>
-      <w:r>
-        <w:t xml:space="preserve">json (Python): carga de datos JSON de estudios incluidos.</w:t>
-      </w:r>
-    </w:p>
-    <w:p>
-      <w:pPr>
-        <w:pStyle w:val="Normal"/>
-        <w:spacing w:line="360" w:lineRule="auto"/>
-        <w:jc w:val="both"/>
-      </w:pPr>
-      <w:r>
-        <w:t xml:space="preserve">collections.Counter (Python): computación de frecuencias de categorías.</w:t>
+        <w:t xml:space="preserve">Aval_de_informacion_revision_sistematica.docx: 32 páginas con portada, Tabla 1 (conteos PRISMA), Figura 1 (diagrama), Tabla 2 (ecuaciones), Tablas 3-4 (códigos de exclusión), Tablas 5a-5e (síntesis agregada), Tabla 6 (matriz landscape 76×9), fichas detalladas de 76 estudios, nota metodológica final.</w:t>
       </w:r>
     </w:p>
     <w:p>
@@ -1962,7 +1912,7 @@
         <w:jc w:val="left"/>
       </w:pPr>
       <w:r>
-        <w:t xml:space="preserve">7. Proceso de construcción de documentos</w:t>
+        <w:t xml:space="preserve">7. Disciplina de verificación de datos</w:t>
       </w:r>
     </w:p>
     <w:p>
@@ -1972,7 +1922,7 @@
         <w:jc w:val="left"/>
       </w:pPr>
       <w:r>
-        <w:t xml:space="preserve">7.1 Artículo principal</w:t>
+        <w:t xml:space="preserve">7.1 Verificación contra fuentes primarias</w:t>
       </w:r>
     </w:p>
     <w:p>
@@ -1982,7 +1932,7 @@
         <w:jc w:val="both"/>
       </w:pPr>
       <w:r>
-        <w:t xml:space="preserve">Articulo_revision_sistematica_chatbots_IA.docx: Introducción (4 páginas) + Método (1 página). Referencias [1]-[26] en estilo IEEE.</w:t>
+        <w:t xml:space="preserve">Todos los números son recomputados directamente desde archivos primarios (hoja de consolidación PRISMA y matriz de extracción de estudios incluidos).</w:t>
       </w:r>
     </w:p>
     <w:p>
@@ -1992,7 +1942,7 @@
         <w:jc w:val="left"/>
       </w:pPr>
       <w:r>
-        <w:t xml:space="preserve">7.2 Aval de información</w:t>
+        <w:t xml:space="preserve">7.2 Detección de campos faltantes</w:t>
       </w:r>
     </w:p>
     <w:p>
@@ -2002,7 +1952,7 @@
         <w:jc w:val="both"/>
       </w:pPr>
       <w:r>
-        <w:t xml:space="preserve">Aval_de_informacion_revision_sistematica.docx: 32 páginas con portada, Tabla 1 (conteos PRISMA), Figura 1 (diagrama), Tabla 2 (ecuaciones), Tablas 3-4 (códigos de exclusión), Tablas 5a-5e (síntesis agregada), Tabla 6 (matriz landscape 76×9), fichas detalladas de 76 estudios, nota metodológica final.</w:t>
+        <w:t xml:space="preserve">Se revisó la completitud de la extracción en los 76 estudios. Hallazgo: 9 estudios sin 'barreras' (IDs 116,374,459,465,476,814,831,902,479), 1 sin 'limitaciones' (ID 463). Se agregó fallback 'No reportado por los autores'.</w:t>
       </w:r>
     </w:p>
     <w:p>
@@ -2012,7 +1962,7 @@
         <w:jc w:val="left"/>
       </w:pPr>
       <w:r>
-        <w:t xml:space="preserve">8. Disciplina de verificación de datos</w:t>
+        <w:t xml:space="preserve">8. Errores encontrados y correcciones aplicadas</w:t>
       </w:r>
     </w:p>
     <w:p>
@@ -2022,7 +1972,7 @@
         <w:jc w:val="left"/>
       </w:pPr>
       <w:r>
-        <w:t xml:space="preserve">8.1 Verificación contra fuentes primarias</w:t>
+        <w:t xml:space="preserve">8.1 Inconsistencia en etiquetas PRISMA</w:t>
       </w:r>
     </w:p>
     <w:p>
@@ -2032,7 +1982,7 @@
         <w:jc w:val="both"/>
       </w:pPr>
       <w:r>
-        <w:t xml:space="preserve">Todos los números son recomputados directamente desde archivos primarios (PRISMA_identificacion_consolidado.xlsx, incluidos_full.json) usando Python/openpyxl.</w:t>
+        <w:t xml:space="preserve">El diagrama figura1_prisma.png contenía glosas de códigos que no coincidían con la Leyenda_codigos. Ej: TD etiquetado como 'Tangencial / no académico' pero realmente significa 'Tipo de documento no elegible'. Los conteos eran correctos; solo las descripciones eran inexactas. Resolución: se usaron etiquetas CORRECTAS en Tablas 3-4 del Aval. Los conteos del diagrama se mantienen sin cambios.</w:t>
       </w:r>
     </w:p>
     <w:p>
@@ -2042,7 +1992,7 @@
         <w:jc w:val="left"/>
       </w:pPr>
       <w:r>
-        <w:t xml:space="preserve">8.2 Detección de campos faltantes</w:t>
+        <w:t xml:space="preserve">8.2 Campos faltantes en estudios</w:t>
       </w:r>
     </w:p>
     <w:p>
@@ -2052,47 +2002,7 @@
         <w:jc w:val="both"/>
       </w:pPr>
       <w:r>
-        <w:t xml:space="preserve">Script Python iteró todos los 76 estudios. Hallazgo: 9 estudios sin 'barreras' (IDs 116,374,459,465,476,814,831,902,479), 1 sin 'limitaciones' (ID 463). Se agregó fallback 'No reportado por los autores'.</w:t>
-      </w:r>
-    </w:p>
-    <w:p>
-      <w:pPr>
-        <w:pStyle w:val="Heading 2"/>
-        <w:spacing w:after="120" w:before="240" w:line="360"/>
-        <w:jc w:val="left"/>
-      </w:pPr>
-      <w:r>
-        <w:t xml:space="preserve">8.3 Validación XSD</w:t>
-      </w:r>
-    </w:p>
-    <w:p>
-      <w:pPr>
-        <w:pStyle w:val="Normal"/>
-        <w:spacing w:line="360" w:lineRule="auto"/>
-        <w:jc w:val="both"/>
-      </w:pPr>
-      <w:r>
-        <w:t xml:space="preserve">Cada .docx fue validado con validate.py. Resultado: 'All validations PASSED!'</w:t>
-      </w:r>
-    </w:p>
-    <w:p>
-      <w:pPr>
-        <w:pStyle w:val="Heading 2"/>
-        <w:spacing w:after="120" w:before="240" w:line="360"/>
-        <w:jc w:val="left"/>
-      </w:pPr>
-      <w:r>
-        <w:t xml:space="preserve">8.4 Renderizado visual</w:t>
-      </w:r>
-    </w:p>
-    <w:p>
-      <w:pPr>
-        <w:pStyle w:val="Normal"/>
-        <w:spacing w:line="360" w:lineRule="auto"/>
-        <w:jc w:val="both"/>
-      </w:pPr>
-      <w:r>
-        <w:t xml:space="preserve">Conversión PDF → JPEG, inspección página por página para detectar problemas visuales no capturados por XSD.</w:t>
+        <w:t xml:space="preserve">Nueve estudios sin 'barreras', uno sin 'limitaciones'. Solución: fallback 'No reportado por los autores'.</w:t>
       </w:r>
     </w:p>
     <w:p>
@@ -2102,97 +2012,7 @@
         <w:jc w:val="left"/>
       </w:pPr>
       <w:r>
-        <w:t xml:space="preserve">9. Errores encontrados y correcciones aplicadas</w:t>
-      </w:r>
-    </w:p>
-    <w:p>
-      <w:pPr>
-        <w:pStyle w:val="Heading 2"/>
-        <w:spacing w:after="120" w:before="240" w:line="360"/>
-        <w:jc w:val="left"/>
-      </w:pPr>
-      <w:r>
-        <w:t xml:space="preserve">9.1 Inconsistencia en etiquetas PRISMA</w:t>
-      </w:r>
-    </w:p>
-    <w:p>
-      <w:pPr>
-        <w:pStyle w:val="Normal"/>
-        <w:spacing w:line="360" w:lineRule="auto"/>
-        <w:jc w:val="both"/>
-      </w:pPr>
-      <w:r>
-        <w:t xml:space="preserve">El diagrama figura1_prisma.png contenía glosas de códigos que no coincidían con la Leyenda_codigos. Ej: TD etiquetado como 'Tangencial / no académico' pero realmente significa 'Tipo de documento no elegible'. Los conteos eran correctos; solo las descripciones eran inexactas. Resolución: se usaron etiquetas CORRECTAS en Tablas 3-4 del Aval. El diagrama PNG no fue modificado (se requiere confirmación para hacerlo).</w:t>
-      </w:r>
-    </w:p>
-    <w:p>
-      <w:pPr>
-        <w:pStyle w:val="Heading 2"/>
-        <w:spacing w:after="120" w:before="240" w:line="360"/>
-        <w:jc w:val="left"/>
-      </w:pPr>
-      <w:r>
-        <w:t xml:space="preserve">9.2 Orientación landscape en Tabla 6</w:t>
-      </w:r>
-    </w:p>
-    <w:p>
-      <w:pPr>
-        <w:pStyle w:val="Normal"/>
-        <w:spacing w:line="360" w:lineRule="auto"/>
-        <w:jc w:val="both"/>
-      </w:pPr>
-      <w:r>
-        <w:t xml:space="preserve">Problema: parámetros incorrectos en docx-js causaron doble-intercambio de dimensiones. Tabla renderizada cortada. Solución: cambiar a size {width: 11906, height: 16838} + orientation LANDSCAPE (sin pre-invertir). Verificado: todos los 9 columnas ahora visibles.</w:t>
-      </w:r>
-    </w:p>
-    <w:p>
-      <w:pPr>
-        <w:pStyle w:val="Heading 2"/>
-        <w:spacing w:after="120" w:before="240" w:line="360"/>
-        <w:jc w:val="left"/>
-      </w:pPr>
-      <w:r>
-        <w:t xml:space="preserve">9.3 Campos faltantes en estudios</w:t>
-      </w:r>
-    </w:p>
-    <w:p>
-      <w:pPr>
-        <w:pStyle w:val="Normal"/>
-        <w:spacing w:line="360" w:lineRule="auto"/>
-        <w:jc w:val="both"/>
-      </w:pPr>
-      <w:r>
-        <w:t xml:space="preserve">Nueve estudios sin 'barreras', uno sin 'limitaciones'. Solución: fallback 'No reportado por los autores'.</w:t>
-      </w:r>
-    </w:p>
-    <w:p>
-      <w:pPr>
-        <w:pStyle w:val="Heading 2"/>
-        <w:spacing w:after="120" w:before="240" w:line="360"/>
-        <w:jc w:val="left"/>
-      </w:pPr>
-      <w:r>
-        <w:t xml:space="preserve">9.4 Archivo .xlsx obsoleto</w:t>
-      </w:r>
-    </w:p>
-    <w:p>
-      <w:pPr>
-        <w:pStyle w:val="Normal"/>
-        <w:spacing w:line="360" w:lineRule="auto"/>
-        <w:jc w:val="both"/>
-      </w:pPr>
-      <w:r>
-        <w:t xml:space="preserve">Copia antigua en computadora de usuario. Solución: re-cometido con force: true, reemplazando con versión correcta.</w:t>
-      </w:r>
-    </w:p>
-    <w:p>
-      <w:pPr>
-        <w:pStyle w:val="Heading 1"/>
-        <w:spacing w:after="120" w:before="240" w:line="360"/>
-        <w:jc w:val="left"/>
-      </w:pPr>
-      <w:r>
-        <w:t xml:space="preserve">10. Referencias de archivos entregables</w:t>
+        <w:t xml:space="preserve">9. Referencias de archivos entregables</w:t>
       </w:r>
     </w:p>
     <w:tbl>
@@ -2555,7 +2375,7 @@
         <w:jc w:val="left"/>
       </w:pPr>
       <w:r>
-        <w:t xml:space="preserve">10.1 Archivos intermedios (cloud)</w:t>
+        <w:t xml:space="preserve">Cierre</w:t>
       </w:r>
     </w:p>
     <w:p>
@@ -2565,7 +2385,7 @@
         <w:jc w:val="both"/>
       </w:pPr>
       <w:r>
-        <w:t xml:space="preserve">Los siguientes existen en el ambiente de ejecución:</w:t>
+        <w:t xml:space="preserve">Este documento registra proceso, herramientas, decisiones y disciplina de verificación empleados en la revisión sistemática. Proporciona trazabilidad completa desde ecuaciones de búsqueda hasta números finales, permitiendo auditoría y reproducibilidad.</w:t>
       </w:r>
     </w:p>
     <w:p>
@@ -2575,67 +2395,7 @@
         <w:jc w:val="both"/>
       </w:pPr>
       <w:r>
-        <w:t xml:space="preserve">• /tmp/aval/incluidos_full.json: 76 estudios incluidos con 18 campos de extracción.</w:t>
-      </w:r>
-    </w:p>
-    <w:p>
-      <w:pPr>
-        <w:pStyle w:val="Normal"/>
-        <w:spacing w:line="360" w:lineRule="auto"/>
-        <w:jc w:val="both"/>
-      </w:pPr>
-      <w:r>
-        <w:t xml:space="preserve">• /tmp/aval/data.json: versión enriquecida con mapeos de etiquetas y agregados.</w:t>
-      </w:r>
-    </w:p>
-    <w:p>
-      <w:pPr>
-        <w:pStyle w:val="Normal"/>
-        <w:spacing w:line="360" w:lineRule="auto"/>
-        <w:jc w:val="both"/>
-      </w:pPr>
-      <w:r>
-        <w:t xml:space="preserve">• /tmp/aval/build.js: script Node.js que construye el Aval.</w:t>
-      </w:r>
-    </w:p>
-    <w:p>
-      <w:pPr>
-        <w:pStyle w:val="Normal"/>
-        <w:spacing w:line="360" w:lineRule="auto"/>
-        <w:jc w:val="both"/>
-      </w:pPr>
-      <w:r>
-        <w:t xml:space="preserve">• /tmp/aval/figura1_prisma.png: diagrama PRISMA (2398×2948 px).</w:t>
-      </w:r>
-    </w:p>
-    <w:p>
-      <w:pPr>
-        <w:pStyle w:val="Heading 2"/>
-        <w:spacing w:after="120" w:before="240" w:line="360"/>
-        <w:jc w:val="left"/>
-      </w:pPr>
-      <w:r>
-        <w:t xml:space="preserve">Cierre</w:t>
-      </w:r>
-    </w:p>
-    <w:p>
-      <w:pPr>
-        <w:pStyle w:val="Normal"/>
-        <w:spacing w:line="360" w:lineRule="auto"/>
-        <w:jc w:val="both"/>
-      </w:pPr>
-      <w:r>
-        <w:t xml:space="preserve">Este documento registra proceso, herramientas, decisiones y disciplina de verificación empleados en la revisión sistemática. Proporciona trazabilidad completa desde ecuaciones de búsqueda hasta números finales, permitiendo auditoría y reproducibilidad.</w:t>
-      </w:r>
-    </w:p>
-    <w:p>
-      <w:pPr>
-        <w:pStyle w:val="Normal"/>
-        <w:spacing w:line="360" w:lineRule="auto"/>
-        <w:jc w:val="both"/>
-      </w:pPr>
-      <w:r>
-        <w:t xml:space="preserve">La adopción de PRISMA 2020 junto con estándares de software (XSD validation, renderizado visual, verificación contra fuentes primarias) garantiza rigor metodológico compatible con estándares internacionales.</w:t>
+        <w:t xml:space="preserve">La adopción de PRISMA 2020 junto con la verificación sistemática contra fuentes primarias y el control de completitud de los datos garantiza rigor metodológico compatible con estándares internacionales.</w:t>
       </w:r>
     </w:p>
     <w:sectPr>
